--- a/report/Research_Paper.docx
+++ b/report/Research_Paper.docx
@@ -41,19 +41,29 @@
         <w:jc w:val="center"/>
       </w:pPr>
       <w:r>
-        <w:t>Author:</w:t>
-      </w:r>
-      <w:r>
-        <w:t xml:space="preserve"> Ramit Singh</w:t>
-      </w:r>
-      <w:r>
-        <w:t xml:space="preserve">  </w:t>
+        <w:t>Date: October 2026</w:t>
+      </w:r>
+      <w:r>
+        <w:t xml:space="preserve"> </w:t>
+      </w:r>
+      <w:r>
+        <w:t>| Proje</w:t>
+      </w:r>
+      <w:r>
+        <w:t>ct</w:t>
       </w:r>
     </w:p>
     <w:p>
       <w:pPr>
         <w:spacing w:after="400" w:line="276" w:lineRule="auto"/>
-      </w:pPr>
+        <w:jc w:val="center"/>
+      </w:pPr>
+      <w:r>
+        <w:t xml:space="preserve">Author: </w:t>
+      </w:r>
+      <w:r>
+        <w:t>Ramit Singh</w:t>
+      </w:r>
     </w:p>
     <w:p>
       <w:pPr>
@@ -1794,7 +1804,23 @@
                 <w:sz w:val="19"/>
                 <w:szCs w:val="19"/>
               </w:rPr>
-              <w:t>Roughly equal thirds of the 0-10 year range</w:t>
+              <w:t xml:space="preserve">Roughly equal thirds of the </w:t>
+            </w:r>
+            <w:proofErr w:type="gramStart"/>
+            <w:r>
+              <w:rPr>
+                <w:sz w:val="19"/>
+                <w:szCs w:val="19"/>
+              </w:rPr>
+              <w:t>0-10 year</w:t>
+            </w:r>
+            <w:proofErr w:type="gramEnd"/>
+            <w:r>
+              <w:rPr>
+                <w:sz w:val="19"/>
+                <w:szCs w:val="19"/>
+              </w:rPr>
+              <w:t xml:space="preserve"> range</w:t>
             </w:r>
           </w:p>
         </w:tc>
@@ -2673,7 +2699,7 @@
         </w:rPr>
         <w:lastRenderedPageBreak/>
         <w:drawing>
-          <wp:inline distT="0" distB="0" distL="0" distR="0" wp14:anchorId="6A474FB2" wp14:editId="4CC94F88">
+          <wp:inline distT="0" distB="0" distL="0" distR="0" wp14:anchorId="1F1B068D" wp14:editId="6AD70D30">
             <wp:extent cx="3810000" cy="2266950"/>
             <wp:effectExtent l="0" t="0" r="0" b="0"/>
             <wp:docPr id="1" name="c_geo" descr="Figure 1: Churn rate by country" title="Figure 1: Churn rate by country"/>
@@ -3585,10 +3611,10 @@
           <w:noProof/>
         </w:rPr>
         <w:drawing>
-          <wp:inline distT="0" distB="0" distL="0" distR="0" wp14:anchorId="61FCF583" wp14:editId="40638C04">
+          <wp:inline distT="0" distB="0" distL="0" distR="0" wp14:anchorId="5721CC98" wp14:editId="46B2BB42">
             <wp:extent cx="3810000" cy="2266950"/>
             <wp:effectExtent l="0" t="0" r="0" b="0"/>
-            <wp:docPr id="130483279" name="c_age" descr="Figure 2: Churn rate by age group" title="Figure 2: Churn rate by age group"/>
+            <wp:docPr id="797009683" name="c_age" descr="Figure 2: Churn rate by age group" title="Figure 2: Churn rate by age group"/>
             <wp:cNvGraphicFramePr>
               <a:graphicFrameLocks xmlns:a="http://schemas.openxmlformats.org/drawingml/2006/main" noChangeAspect="1"/>
             </wp:cNvGraphicFramePr>
@@ -3682,10 +3708,10 @@
           <w:noProof/>
         </w:rPr>
         <w:drawing>
-          <wp:inline distT="0" distB="0" distL="0" distR="0" wp14:anchorId="45FF3EBC" wp14:editId="6C167E7F">
+          <wp:inline distT="0" distB="0" distL="0" distR="0" wp14:anchorId="51C6BD39" wp14:editId="50562346">
             <wp:extent cx="3429000" cy="2038350"/>
             <wp:effectExtent l="0" t="0" r="0" b="0"/>
-            <wp:docPr id="813260600" name="c_gender" descr="Figure 3: Churn rate by gender" title="Figure 3: Churn rate by gender"/>
+            <wp:docPr id="1866055603" name="c_gender" descr="Figure 3: Churn rate by gender" title="Figure 3: Churn rate by gender"/>
             <wp:cNvGraphicFramePr>
               <a:graphicFrameLocks xmlns:a="http://schemas.openxmlformats.org/drawingml/2006/main" noChangeAspect="1"/>
             </wp:cNvGraphicFramePr>
@@ -3768,10 +3794,10 @@
           <w:noProof/>
         </w:rPr>
         <w:drawing>
-          <wp:inline distT="0" distB="0" distL="0" distR="0" wp14:anchorId="35FFC3ED" wp14:editId="300C2341">
+          <wp:inline distT="0" distB="0" distL="0" distR="0" wp14:anchorId="13942008" wp14:editId="349D8017">
             <wp:extent cx="4000500" cy="2124075"/>
             <wp:effectExtent l="0" t="0" r="0" b="0"/>
-            <wp:docPr id="755824899" name="c_heat" descr="Figure 4: Churn % by geography and age group" title="Figure 4: Churn % by geography and age group"/>
+            <wp:docPr id="1083098565" name="c_heat" descr="Figure 4: Churn % by geography and age group" title="Figure 4: Churn % by geography and age group"/>
             <wp:cNvGraphicFramePr>
               <a:graphicFrameLocks xmlns:a="http://schemas.openxmlformats.org/drawingml/2006/main" noChangeAspect="1"/>
             </wp:cNvGraphicFramePr>
@@ -3838,7 +3864,15 @@
         <w:t>67.3% of German customers aged 46-60 leave</w:t>
       </w:r>
       <w:r>
-        <w:t>. Even the 60+ group in Germany churns at 38.9%. In France and Spain the 46-60 group churns at 45.8% and 40.7%. Age risk is present everywhere but is amplified in Germany.</w:t>
+        <w:t xml:space="preserve">. Even the 60+ group in Germany churns at 38.9%. In France and </w:t>
+      </w:r>
+      <w:proofErr w:type="gramStart"/>
+      <w:r>
+        <w:t>Spain</w:t>
+      </w:r>
+      <w:proofErr w:type="gramEnd"/>
+      <w:r>
+        <w:t xml:space="preserve"> the 46-60 group churns at 45.8% and 40.7%. Age risk is present everywhere but is amplified in Germany.</w:t>
       </w:r>
     </w:p>
     <w:p>
@@ -4536,10 +4570,10 @@
         </w:rPr>
         <w:lastRenderedPageBreak/>
         <w:drawing>
-          <wp:inline distT="0" distB="0" distL="0" distR="0" wp14:anchorId="5CB14B61" wp14:editId="18A5AF1E">
+          <wp:inline distT="0" distB="0" distL="0" distR="0" wp14:anchorId="1947BA24" wp14:editId="6FBCAB00">
             <wp:extent cx="3810000" cy="2266950"/>
             <wp:effectExtent l="0" t="0" r="0" b="0"/>
-            <wp:docPr id="1838878620" name="c_balance" descr="Figure 5: Churn rate by balance segment" title="Figure 5: Churn rate by balance segment"/>
+            <wp:docPr id="98243102" name="c_balance" descr="Figure 5: Churn rate by balance segment" title="Figure 5: Churn rate by balance segment"/>
             <wp:cNvGraphicFramePr>
               <a:graphicFrameLocks xmlns:a="http://schemas.openxmlformats.org/drawingml/2006/main" noChangeAspect="1"/>
             </wp:cNvGraphicFramePr>
@@ -4622,10 +4656,10 @@
           <w:noProof/>
         </w:rPr>
         <w:drawing>
-          <wp:inline distT="0" distB="0" distL="0" distR="0" wp14:anchorId="273BD470" wp14:editId="3D518B8E">
+          <wp:inline distT="0" distB="0" distL="0" distR="0" wp14:anchorId="33F91A7C" wp14:editId="7679C7B5">
             <wp:extent cx="3619500" cy="2152650"/>
             <wp:effectExtent l="0" t="0" r="0" b="0"/>
-            <wp:docPr id="1198288345" name="c_active" descr="Figure 6: Churn rate, inactive vs active members" title="Figure 6: Churn rate, inactive vs active members"/>
+            <wp:docPr id="994185087" name="c_active" descr="Figure 6: Churn rate, inactive vs active members" title="Figure 6: Churn rate, inactive vs active members"/>
             <wp:cNvGraphicFramePr>
               <a:graphicFrameLocks xmlns:a="http://schemas.openxmlformats.org/drawingml/2006/main" noChangeAspect="1"/>
             </wp:cNvGraphicFramePr>
@@ -4707,10 +4741,10 @@
         </w:rPr>
         <w:lastRenderedPageBreak/>
         <w:drawing>
-          <wp:inline distT="0" distB="0" distL="0" distR="0" wp14:anchorId="7C638945" wp14:editId="11960F3C">
+          <wp:inline distT="0" distB="0" distL="0" distR="0" wp14:anchorId="38EF6197" wp14:editId="527FBAFE">
             <wp:extent cx="4000500" cy="2371725"/>
             <wp:effectExtent l="0" t="0" r="0" b="0"/>
-            <wp:docPr id="121674507" name="c_products" descr="Figure 7: Churn rate by number of products" title="Figure 7: Churn rate by number of products"/>
+            <wp:docPr id="337022161" name="c_products" descr="Figure 7: Churn rate by number of products" title="Figure 7: Churn rate by number of products"/>
             <wp:cNvGraphicFramePr>
               <a:graphicFrameLocks xmlns:a="http://schemas.openxmlformats.org/drawingml/2006/main" noChangeAspect="1"/>
             </wp:cNvGraphicFramePr>
@@ -5619,10 +5653,10 @@
           <w:noProof/>
         </w:rPr>
         <w:drawing>
-          <wp:inline distT="0" distB="0" distL="0" distR="0" wp14:anchorId="44D32B51" wp14:editId="743196F1">
+          <wp:inline distT="0" distB="0" distL="0" distR="0" wp14:anchorId="093573A6" wp14:editId="62A264D2">
             <wp:extent cx="4762500" cy="1800225"/>
             <wp:effectExtent l="0" t="0" r="0" b="0"/>
-            <wp:docPr id="1883415690" name="c_profile" descr="Figure 8: Average age, balance and credit score of retained vs churned customers" title="Figure 8: Average age, balance and credit score of retained vs churned customers"/>
+            <wp:docPr id="1078328771" name="c_profile" descr="Figure 8: Average age, balance and credit score of retained vs churned customers" title="Figure 8: Average age, balance and credit score of retained vs churned customers"/>
             <wp:cNvGraphicFramePr>
               <a:graphicFrameLocks xmlns:a="http://schemas.openxmlformats.org/drawingml/2006/main" noChangeAspect="1"/>
             </wp:cNvGraphicFramePr>
@@ -6484,10 +6518,10 @@
           <w:noProof/>
         </w:rPr>
         <w:drawing>
-          <wp:inline distT="0" distB="0" distL="0" distR="0" wp14:anchorId="2D78978F" wp14:editId="065B141B">
+          <wp:inline distT="0" distB="0" distL="0" distR="0" wp14:anchorId="0B02AB01" wp14:editId="0066E942">
             <wp:extent cx="4000500" cy="2371725"/>
             <wp:effectExtent l="0" t="0" r="0" b="0"/>
-            <wp:docPr id="1920185491" name="c_contrib" descr="Figure 9: Share of customers vs share of churners" title="Figure 9: Share of customers vs share of churners"/>
+            <wp:docPr id="280791255" name="c_contrib" descr="Figure 9: Share of customers vs share of churners" title="Figure 9: Share of customers vs share of churners"/>
             <wp:cNvGraphicFramePr>
               <a:graphicFrameLocks xmlns:a="http://schemas.openxmlformats.org/drawingml/2006/main" noChangeAspect="1"/>
             </wp:cNvGraphicFramePr>
@@ -6991,10 +7025,10 @@
           <w:noProof/>
         </w:rPr>
         <w:drawing>
-          <wp:inline distT="0" distB="0" distL="0" distR="0" wp14:anchorId="6F1F0A66" wp14:editId="14DEECE9">
+          <wp:inline distT="0" distB="0" distL="0" distR="0" wp14:anchorId="070F3CAE" wp14:editId="6E979F6C">
             <wp:extent cx="3429000" cy="2286000"/>
             <wp:effectExtent l="0" t="0" r="0" b="0"/>
-            <wp:docPr id="1647342046" name="c_hv" descr="Figure 10: Churn rate, high-value vs other customers" title="Figure 10: Churn rate, high-value vs other customers"/>
+            <wp:docPr id="1231367248" name="c_hv" descr="Figure 10: Churn rate, high-value vs other customers" title="Figure 10: Churn rate, high-value vs other customers"/>
             <wp:cNvGraphicFramePr>
               <a:graphicFrameLocks xmlns:a="http://schemas.openxmlformats.org/drawingml/2006/main" noChangeAspect="1"/>
             </wp:cNvGraphicFramePr>
@@ -7076,10 +7110,10 @@
         </w:rPr>
         <w:lastRenderedPageBreak/>
         <w:drawing>
-          <wp:inline distT="0" distB="0" distL="0" distR="0" wp14:anchorId="473351E1" wp14:editId="16D8F72A">
+          <wp:inline distT="0" distB="0" distL="0" distR="0" wp14:anchorId="49CBF400" wp14:editId="305C85C8">
             <wp:extent cx="4095750" cy="2686050"/>
             <wp:effectExtent l="0" t="0" r="0" b="0"/>
-            <wp:docPr id="1232406652" name="c_scatter" descr="Figure 11: Salary vs balance, coloured by churn" title="Figure 11: Salary vs balance, coloured by churn"/>
+            <wp:docPr id="38236515" name="c_scatter" descr="Figure 11: Salary vs balance, coloured by churn" title="Figure 11: Salary vs balance, coloured by churn"/>
             <wp:cNvGraphicFramePr>
               <a:graphicFrameLocks xmlns:a="http://schemas.openxmlformats.org/drawingml/2006/main" noChangeAspect="1"/>
             </wp:cNvGraphicFramePr>
@@ -7989,7 +8023,15 @@
         <w:spacing w:after="70"/>
       </w:pPr>
       <w:r>
-        <w:t>Groups with few customers (3-4 products: 326 customers; 60+ age group: 464) give less stable percentages.</w:t>
+        <w:t xml:space="preserve">Groups with few customers (3-4 products: 326 customers; 60+ age group: 464) give </w:t>
+      </w:r>
+      <w:proofErr w:type="gramStart"/>
+      <w:r>
+        <w:t>less</w:t>
+      </w:r>
+      <w:proofErr w:type="gramEnd"/>
+      <w:r>
+        <w:t xml:space="preserve"> stable percentages.</w:t>
       </w:r>
     </w:p>
     <w:p>
@@ -8144,10 +8186,10 @@
 <file path=word/numbering.xml><?xml version="1.0" encoding="utf-8"?>
 <w:numbering xmlns:wpc="http://schemas.microsoft.com/office/word/2010/wordprocessingCanvas" xmlns:cx="http://schemas.microsoft.com/office/drawing/2014/chartex" xmlns:cx1="http://schemas.microsoft.com/office/drawing/2015/9/8/chartex" xmlns:cx2="http://schemas.microsoft.com/office/drawing/2015/10/21/chartex" xmlns:cx3="http://schemas.microsoft.com/office/drawing/2016/5/9/chartex" xmlns:cx4="http://schemas.microsoft.com/office/drawing/2016/5/10/chartex" xmlns:cx5="http://schemas.microsoft.com/office/drawing/2016/5/11/chartex" xmlns:cx6="http://schemas.microsoft.com/office/drawing/2016/5/12/chartex" xmlns:cx7="http://schemas.microsoft.com/office/drawing/2016/5/13/chartex" xmlns:cx8="http://schemas.microsoft.com/office/drawing/2016/5/14/chartex" xmlns:mc="http://schemas.openxmlformats.org/markup-compatibility/2006" xmlns:aink="http://schemas.microsoft.com/office/drawing/2016/ink" xmlns:am3d="http://schemas.microsoft.com/office/drawing/2017/model3d" xmlns:o="urn:schemas-microsoft-com:office:office" xmlns:oel="http://schemas.microsoft.com/office/2019/extlst" xmlns:r="http://schemas.openxmlformats.org/officeDocument/2006/relationships" xmlns:m="http://schemas.openxmlformats.org/officeDocument/2006/math" xmlns:v="urn:schemas-microsoft-com:vml" xmlns:wp14="http://schemas.microsoft.com/office/word/2010/wordprocessingDrawing" xmlns:wp="http://schemas.openxmlformats.org/drawingml/2006/wordprocessingDrawing" xmlns:w10="urn:schemas-microsoft-com:office:word" xmlns:w="http://schemas.openxmlformats.org/wordprocessingml/2006/main" xmlns:w14="http://schemas.microsoft.com/office/word/2010/wordml" xmlns:w15="http://schemas.microsoft.com/office/word/2012/wordml" xmlns:w16cex="http://schemas.microsoft.com/office/word/2018/wordml/cex" xmlns:w16cid="http://schemas.microsoft.com/office/word/2016/wordml/cid" xmlns:w16="http://schemas.microsoft.com/office/word/2018/wordml" xmlns:w16du="http://schemas.microsoft.com/office/word/2023/wordml/word16du" xmlns:w16sdtdh="http://schemas.microsoft.com/office/word/2020/wordml/sdtdatahash" xmlns:w16sdtfl="http://schemas.microsoft.com/office/word/2024/wordml/sdtformatlock" xmlns:w16se="http://schemas.microsoft.com/office/word/2015/wordml/symex" xmlns:wpg="http://schemas.microsoft.com/office/word/2010/wordprocessingGroup" xmlns:wpi="http://schemas.microsoft.com/office/word/2010/wordprocessingInk" xmlns:wne="http://schemas.microsoft.com/office/word/2006/wordml" xmlns:wps="http://schemas.microsoft.com/office/word/2010/wordprocessingShape" mc:Ignorable="w14 w15 w16se w16cid w16 w16cex w16sdtdh w16sdtfl w16du wp14">
   <w:abstractNum w:abstractNumId="0" w15:restartNumberingAfterBreak="0">
-    <w:nsid w:val="4F1B75D6"/>
+    <w:nsid w:val="21EB7F22"/>
     <w:multiLevelType w:val="hybridMultilevel"/>
-    <w:tmpl w:val="A60C88CA"/>
-    <w:lvl w:ilvl="0" w:tplc="4DB465A4">
+    <w:tmpl w:val="212046CA"/>
+    <w:lvl w:ilvl="0" w:tplc="11924E22">
       <w:start w:val="1"/>
       <w:numFmt w:val="bullet"/>
       <w:lvlText w:val="•"/>
@@ -8156,52 +8198,52 @@
         <w:ind w:left="540" w:hanging="270"/>
       </w:pPr>
     </w:lvl>
-    <w:lvl w:ilvl="1" w:tplc="D9088122">
+    <w:lvl w:ilvl="1" w:tplc="EBE08328">
       <w:numFmt w:val="decimal"/>
       <w:lvlText w:val=""/>
       <w:lvlJc w:val="left"/>
     </w:lvl>
-    <w:lvl w:ilvl="2" w:tplc="5BF683E8">
+    <w:lvl w:ilvl="2" w:tplc="0D221384">
       <w:numFmt w:val="decimal"/>
       <w:lvlText w:val=""/>
       <w:lvlJc w:val="left"/>
     </w:lvl>
-    <w:lvl w:ilvl="3" w:tplc="C84EF8F8">
+    <w:lvl w:ilvl="3" w:tplc="12D6E6A4">
       <w:numFmt w:val="decimal"/>
       <w:lvlText w:val=""/>
       <w:lvlJc w:val="left"/>
     </w:lvl>
-    <w:lvl w:ilvl="4" w:tplc="D5BAD39E">
+    <w:lvl w:ilvl="4" w:tplc="CF884C52">
       <w:numFmt w:val="decimal"/>
       <w:lvlText w:val=""/>
       <w:lvlJc w:val="left"/>
     </w:lvl>
-    <w:lvl w:ilvl="5" w:tplc="F66291F2">
+    <w:lvl w:ilvl="5" w:tplc="517EE636">
       <w:numFmt w:val="decimal"/>
       <w:lvlText w:val=""/>
       <w:lvlJc w:val="left"/>
     </w:lvl>
-    <w:lvl w:ilvl="6" w:tplc="7A20A26A">
+    <w:lvl w:ilvl="6" w:tplc="2800E23E">
       <w:numFmt w:val="decimal"/>
       <w:lvlText w:val=""/>
       <w:lvlJc w:val="left"/>
     </w:lvl>
-    <w:lvl w:ilvl="7" w:tplc="28A8284A">
+    <w:lvl w:ilvl="7" w:tplc="12083D9A">
       <w:numFmt w:val="decimal"/>
       <w:lvlText w:val=""/>
       <w:lvlJc w:val="left"/>
     </w:lvl>
-    <w:lvl w:ilvl="8" w:tplc="FF483876">
+    <w:lvl w:ilvl="8" w:tplc="BBC4DE56">
       <w:numFmt w:val="decimal"/>
       <w:lvlText w:val=""/>
       <w:lvlJc w:val="left"/>
     </w:lvl>
   </w:abstractNum>
   <w:abstractNum w:abstractNumId="1" w15:restartNumberingAfterBreak="0">
-    <w:nsid w:val="5C143E5C"/>
+    <w:nsid w:val="7D1A3223"/>
     <w:multiLevelType w:val="hybridMultilevel"/>
-    <w:tmpl w:val="5290BD6A"/>
-    <w:lvl w:ilvl="0" w:tplc="1BEEC728">
+    <w:tmpl w:val="E8C8F0D6"/>
+    <w:lvl w:ilvl="0" w:tplc="E59E7D4E">
       <w:start w:val="1"/>
       <w:numFmt w:val="bullet"/>
       <w:lvlText w:val="●"/>
@@ -8210,7 +8252,7 @@
         <w:ind w:left="720" w:hanging="360"/>
       </w:pPr>
     </w:lvl>
-    <w:lvl w:ilvl="1" w:tplc="DD9E9F02">
+    <w:lvl w:ilvl="1" w:tplc="8C727544">
       <w:start w:val="1"/>
       <w:numFmt w:val="bullet"/>
       <w:lvlText w:val="○"/>
@@ -8219,7 +8261,7 @@
         <w:ind w:left="1440" w:hanging="360"/>
       </w:pPr>
     </w:lvl>
-    <w:lvl w:ilvl="2" w:tplc="B428093E">
+    <w:lvl w:ilvl="2" w:tplc="399C888C">
       <w:start w:val="1"/>
       <w:numFmt w:val="bullet"/>
       <w:lvlText w:val="■"/>
@@ -8228,7 +8270,7 @@
         <w:ind w:left="2160" w:hanging="360"/>
       </w:pPr>
     </w:lvl>
-    <w:lvl w:ilvl="3" w:tplc="DE76D282">
+    <w:lvl w:ilvl="3" w:tplc="C6E496D0">
       <w:start w:val="1"/>
       <w:numFmt w:val="bullet"/>
       <w:lvlText w:val="●"/>
@@ -8237,7 +8279,7 @@
         <w:ind w:left="2880" w:hanging="360"/>
       </w:pPr>
     </w:lvl>
-    <w:lvl w:ilvl="4" w:tplc="735634B4">
+    <w:lvl w:ilvl="4" w:tplc="225A4E5E">
       <w:start w:val="1"/>
       <w:numFmt w:val="bullet"/>
       <w:lvlText w:val="○"/>
@@ -8246,7 +8288,7 @@
         <w:ind w:left="3600" w:hanging="360"/>
       </w:pPr>
     </w:lvl>
-    <w:lvl w:ilvl="5" w:tplc="49467092">
+    <w:lvl w:ilvl="5" w:tplc="DEFC06AA">
       <w:start w:val="1"/>
       <w:numFmt w:val="bullet"/>
       <w:lvlText w:val="■"/>
@@ -8255,7 +8297,7 @@
         <w:ind w:left="4320" w:hanging="360"/>
       </w:pPr>
     </w:lvl>
-    <w:lvl w:ilvl="6" w:tplc="2EBC6C40">
+    <w:lvl w:ilvl="6" w:tplc="23827778">
       <w:start w:val="1"/>
       <w:numFmt w:val="bullet"/>
       <w:lvlText w:val="●"/>
@@ -8264,7 +8306,7 @@
         <w:ind w:left="5040" w:hanging="360"/>
       </w:pPr>
     </w:lvl>
-    <w:lvl w:ilvl="7" w:tplc="31E8FE70">
+    <w:lvl w:ilvl="7" w:tplc="BB3EE212">
       <w:start w:val="1"/>
       <w:numFmt w:val="bullet"/>
       <w:lvlText w:val="●"/>
@@ -8273,7 +8315,7 @@
         <w:ind w:left="5760" w:hanging="360"/>
       </w:pPr>
     </w:lvl>
-    <w:lvl w:ilvl="8" w:tplc="DCE24B2E">
+    <w:lvl w:ilvl="8" w:tplc="7FCAF058">
       <w:start w:val="1"/>
       <w:numFmt w:val="bullet"/>
       <w:lvlText w:val="●"/>
@@ -8283,13 +8325,13 @@
       </w:pPr>
     </w:lvl>
   </w:abstractNum>
-  <w:num w:numId="1" w16cid:durableId="1918436064">
+  <w:num w:numId="1" w16cid:durableId="509681020">
     <w:abstractNumId w:val="1"/>
     <w:lvlOverride w:ilvl="0">
       <w:startOverride w:val="1"/>
     </w:lvlOverride>
   </w:num>
-  <w:num w:numId="2" w16cid:durableId="467940166">
+  <w:num w:numId="2" w16cid:durableId="1543784538">
     <w:abstractNumId w:val="0"/>
     <w:lvlOverride w:ilvl="0">
       <w:startOverride w:val="1"/>
